--- a/data/ai_paras/AI_para_62.docx
+++ b/data/ai_paras/AI_para_62.docx
@@ -4,7 +4,7 @@
   <w:body>
     <w:p>
       <w:r>
-        <w:t>The operational dynamics of a hospital ethics committee are vital to its effectiveness in addressing ethical issues within the institution. Typically, the committee organizes regular meetings where members gather to discuss ongoing and new ethical concerns, ensuring that a structured format is followed to facilitate comprehensive deliberations. The decision-making process often involves a thorough examination of each case, where diverse perspectives from committee members are considered to reach a consensus that aligns with ethical standards. Collaboration with other hospital departments, such as legal, medical, and administrative teams, is crucial, as it ensures that decisions are well-informed and practically applicable within the hospital's operational framework. This procedural approach not only enhances the committee's capacity to address ethical dilemmas efficiently but also integrates ethical considerations into the broader hospital ecosystem, promoting a culture of ethical awareness and responsibility.</w:t>
+        <w:t>The hospital ethics committee serves several critical functions essential to maintaining ethical integrity within healthcare institutions. Firstly, it is involved in the development and review of institutional policies, ensuring that they reflect ethical standards applicable to various healthcare scenarios. Additionally, the committee provides case consultations, offering expert guidance on specific ethical dilemmas faced by healthcare providers, such as end-of-life decisions or conflicts of interest. Furthermore, the committee plays an educational role by promoting continuous learning on ethical practices among staff, fostering an environment where ethical considerations are integral to daily operations. Through these functions, the ethics committee not only guides hospital policy and practice but also supports healthcare professionals in navigating complex ethical landscapes, thereby enhancing the quality of care provided to patients.</w:t>
       </w:r>
     </w:p>
     <w:sectPr>
